--- a/docs/user-guide/reference-template.docx
+++ b/docs/user-guide/reference-template.docx
@@ -8877,7 +8877,7 @@
 </w:numbering>
 </file>
 
-<file path=word/styles.xml><?xml version="1.0" encoding="utf-8"?>
+<file path=word/styles-formatted.xml><?xml version="1.0" encoding="utf-8"?>
 <w:styles xmlns:mc="http://schemas.openxmlformats.org/markup-compatibility/2006" xmlns:o="urn:schemas-microsoft-com:office:office" xmlns:r="http://schemas.openxmlformats.org/officeDocument/2006/relationships" xmlns:m="http://schemas.openxmlformats.org/officeDocument/2006/math" xmlns:v="urn:schemas-microsoft-com:vml" xmlns:wp="http://schemas.openxmlformats.org/drawingml/2006/wordprocessingDrawing" xmlns:w10="urn:schemas-microsoft-com:office:word" xmlns:w="http://schemas.openxmlformats.org/wordprocessingml/2006/main" xmlns:wne="http://schemas.microsoft.com/office/word/2006/wordml" xmlns:sl="http://schemas.openxmlformats.org/schemaLibrary/2006/main" xmlns:a="http://schemas.openxmlformats.org/drawingml/2006/main" xmlns:pic="http://schemas.openxmlformats.org/drawingml/2006/picture" xmlns:c="http://schemas.openxmlformats.org/drawingml/2006/chart" xmlns:lc="http://schemas.openxmlformats.org/drawingml/2006/lockedCanvas" xmlns:dgm="http://schemas.openxmlformats.org/drawingml/2006/diagram" xmlns:wps="http://schemas.microsoft.com/office/word/2010/wordprocessingShape" xmlns:wpg="http://schemas.microsoft.com/office/word/2010/wordprocessingGroup" xmlns:w14="http://schemas.microsoft.com/office/word/2010/wordml" xmlns:w15="http://schemas.microsoft.com/office/word/2012/wordml" xmlns:w16="http://schemas.microsoft.com/office/word/2018/wordml" xmlns:w16cex="http://schemas.microsoft.com/office/word/2018/wordml/cex" xmlns:w16cid="http://schemas.microsoft.com/office/word/2016/wordml/cid" xmlns="http://schemas.microsoft.com/office/tasks/2019/documenttasks" xmlns:cr="http://schemas.microsoft.com/office/comments/2020/reactions">
   <w:docDefaults>
     <w:rPrDefault>
@@ -8914,6 +8914,202 @@
     <w:basedOn w:val="Normal"/>
     <w:next w:val="Normal"/>
     <w:pPr>
+      <w:keepNext w:val="1"/>
+      <w:keepLines w:val="1"/>
+      <w:spacing w:after="120" w:before="400" w:lineRule="auto"/>
+      <w:ind w:left="720" w:hanging="360"/>
+    </w:pPr>
+    <w:rPr>
+      <w:rFonts w:ascii="Rubik SemiBold" w:cs="Rubik SemiBold" w:eastAsia="Rubik SemiBold" w:hAnsi="Rubik SemiBold"/>
+      <w:color w:val="28b3d0"/>
+      <w:sz w:val="40"/>
+      <w:szCs w:val="40"/>
+    </w:rPr>
+  </w:style>
+  <w:style w:type="paragraph" w:styleId="Heading2">
+    <w:name w:val="heading 2"/>
+    <w:basedOn w:val="Normal"/>
+    <w:next w:val="Normal"/>
+    <w:pPr>
+      <w:keepNext w:val="1"/>
+      <w:keepLines w:val="1"/>
+      <w:pageBreakBefore w:val="0"/>
+      <w:spacing w:after="120" w:before="360" w:lineRule="auto"/>
+    </w:pPr>
+    <w:rPr>
+      <w:b w:val="0"/>
+      <w:bCs w:val="0"/>
+      <w:sz w:val="32"/>
+      <w:szCs w:val="32"/>
+    </w:rPr>
+  </w:style>
+  <w:style w:type="paragraph" w:styleId="Heading3">
+    <w:name w:val="heading 3"/>
+    <w:basedOn w:val="Normal"/>
+    <w:next w:val="Normal"/>
+    <w:pPr>
+      <w:keepNext w:val="1"/>
+      <w:keepLines w:val="1"/>
+      <w:spacing w:after="80" w:before="320" w:lineRule="auto"/>
+      <w:jc w:val="both"/>
+    </w:pPr>
+    <w:rPr>
+      <w:rFonts w:ascii="Rubik" w:cs="Rubik" w:eastAsia="Rubik" w:hAnsi="Rubik"/>
+      <w:color w:val="434343"/>
+      <w:sz w:val="28"/>
+      <w:szCs w:val="28"/>
+    </w:rPr>
+  </w:style>
+  <w:style w:type="paragraph" w:styleId="Heading4">
+    <w:name w:val="heading 4"/>
+    <w:basedOn w:val="Normal"/>
+    <w:next w:val="Normal"/>
+    <w:pPr>
+      <w:keepNext w:val="1"/>
+      <w:keepLines w:val="1"/>
+      <w:pageBreakBefore w:val="0"/>
+      <w:spacing w:after="80" w:before="280" w:lineRule="auto"/>
+    </w:pPr>
+    <w:rPr>
+      <w:color w:val="666666"/>
+      <w:sz w:val="24"/>
+      <w:szCs w:val="24"/>
+    </w:rPr>
+  </w:style>
+  <w:style w:type="paragraph" w:styleId="Heading5">
+    <w:name w:val="heading 5"/>
+    <w:basedOn w:val="Normal"/>
+    <w:next w:val="Normal"/>
+    <w:pPr>
+      <w:keepNext w:val="1"/>
+      <w:keepLines w:val="1"/>
+      <w:pageBreakBefore w:val="0"/>
+      <w:spacing w:after="80" w:before="240" w:lineRule="auto"/>
+    </w:pPr>
+    <w:rPr>
+      <w:color w:val="666666"/>
+      <w:sz w:val="22"/>
+      <w:szCs w:val="22"/>
+    </w:rPr>
+  </w:style>
+  <w:style w:type="paragraph" w:styleId="Heading6">
+    <w:name w:val="heading 6"/>
+    <w:basedOn w:val="Normal"/>
+    <w:next w:val="Normal"/>
+    <w:pPr>
+      <w:keepNext w:val="1"/>
+      <w:keepLines w:val="1"/>
+      <w:pageBreakBefore w:val="0"/>
+      <w:spacing w:after="80" w:before="240" w:lineRule="auto"/>
+    </w:pPr>
+    <w:rPr>
+      <w:i w:val="1"/>
+      <w:iCs w:val="1"/>
+      <w:color w:val="666666"/>
+      <w:sz w:val="22"/>
+      <w:szCs w:val="22"/>
+    </w:rPr>
+  </w:style>
+  <w:style w:type="paragraph" w:styleId="Title">
+    <w:name w:val="Title"/>
+    <w:basedOn w:val="Normal"/>
+    <w:next w:val="Normal"/>
+    <w:pPr>
+      <w:keepNext w:val="1"/>
+      <w:keepLines w:val="1"/>
+      <w:pageBreakBefore w:val="0"/>
+      <w:spacing w:after="60" w:before="0" w:lineRule="auto"/>
+    </w:pPr>
+    <w:rPr>
+      <w:sz w:val="52"/>
+      <w:szCs w:val="52"/>
+    </w:rPr>
+  </w:style>
+  <w:style w:type="paragraph" w:styleId="Subtitle">
+    <w:name w:val="Subtitle"/>
+    <w:basedOn w:val="Normal"/>
+    <w:next w:val="Normal"/>
+    <w:pPr>
+      <w:keepNext w:val="1"/>
+      <w:keepLines w:val="1"/>
+      <w:pageBreakBefore w:val="0"/>
+      <w:spacing w:after="320" w:before="0" w:lineRule="auto"/>
+    </w:pPr>
+    <w:rPr>
+      <w:rFonts w:ascii="Arial" w:cs="Arial" w:eastAsia="Arial" w:hAnsi="Arial"/>
+      <w:i w:val="0"/>
+      <w:iCs w:val="0"/>
+      <w:color w:val="666666"/>
+      <w:sz w:val="30"/>
+      <w:szCs w:val="30"/>
+    </w:rPr>
+  </w:style>
+  <w:style w:type="table" w:styleId="Table1">
+    <w:basedOn w:val="TableNormal"/>
+    <w:tblPr>
+      <w:tblStyleRowBandSize w:val="1"/>
+      <w:tblStyleColBandSize w:val="1"/>
+    </w:tblPr>
+  </w:style>
+  <w:style w:type="table" w:styleId="Table2">
+    <w:basedOn w:val="TableNormal"/>
+    <w:tblPr>
+      <w:tblStyleRowBandSize w:val="1"/>
+      <w:tblStyleColBandSize w:val="1"/>
+    </w:tblPr>
+  </w:style>
+</w:styles>
+</file>
+
+<file path=word/styles.xml><?xml version="1.0" encoding="utf-8"?>
+<w:styles xmlns:mc="http://schemas.openxmlformats.org/markup-compatibility/2006" xmlns:o="urn:schemas-microsoft-com:office:office" xmlns:r="http://schemas.openxmlformats.org/officeDocument/2006/relationships" xmlns:m="http://schemas.openxmlformats.org/officeDocument/2006/math" xmlns:v="urn:schemas-microsoft-com:vml" xmlns:wp="http://schemas.openxmlformats.org/drawingml/2006/wordprocessingDrawing" xmlns:w10="urn:schemas-microsoft-com:office:word" xmlns:w="http://schemas.openxmlformats.org/wordprocessingml/2006/main" xmlns:wne="http://schemas.microsoft.com/office/word/2006/wordml" xmlns:sl="http://schemas.openxmlformats.org/schemaLibrary/2006/main" xmlns:a="http://schemas.openxmlformats.org/drawingml/2006/main" xmlns:pic="http://schemas.openxmlformats.org/drawingml/2006/picture" xmlns:c="http://schemas.openxmlformats.org/drawingml/2006/chart" xmlns:lc="http://schemas.openxmlformats.org/drawingml/2006/lockedCanvas" xmlns:dgm="http://schemas.openxmlformats.org/drawingml/2006/diagram" xmlns:wps="http://schemas.microsoft.com/office/word/2010/wordprocessingShape" xmlns:wpg="http://schemas.microsoft.com/office/word/2010/wordprocessingGroup" xmlns:w14="http://schemas.microsoft.com/office/word/2010/wordml" xmlns:w15="http://schemas.microsoft.com/office/word/2012/wordml" xmlns:w16="http://schemas.microsoft.com/office/word/2018/wordml" xmlns:w16cex="http://schemas.microsoft.com/office/word/2018/wordml/cex" xmlns:w16cid="http://schemas.microsoft.com/office/word/2016/wordml/cid" xmlns="http://schemas.microsoft.com/office/tasks/2019/documenttasks" xmlns:cr="http://schemas.microsoft.com/office/comments/2020/reactions">
+  <w:docDefaults>
+    <w:rPrDefault>
+      <w:rPr>
+        <w:rFonts w:ascii="Rubik" w:cs="Rubik" w:eastAsia="Rubik" w:hAnsi="Rubik"/>
+        <w:sz w:val="22"/>
+        <w:szCs w:val="22"/>
+        <w:lang w:val="en"/>
+      </w:rPr>
+    </w:rPrDefault>
+    <w:pPrDefault>
+      <w:pPr>
+        <w:spacing w:line="360" w:lineRule="auto"/>
+        <w:jc w:val="both"/>
+      </w:pPr>
+    </w:pPrDefault>
+  </w:docDefaults>
+  <w:style w:type="table" w:styleId="TableNormal" w:default="1">
+    <w:name w:val="TableNormal"/>
+    <w:tblPr>
+      <w:tblBorders>
+        <w:top w:val="single" w:sz="4" w:space="0" w:color="000000"/>
+        <w:left w:val="single" w:sz="4" w:space="0" w:color="000000"/>
+        <w:bottom w:val="single" w:sz="4" w:space="0" w:color="000000"/>
+        <w:right w:val="single" w:sz="4" w:space="0" w:color="000000"/>
+        <w:insideH w:val="single" w:sz="4" w:space="0" w:color="000000"/>
+        <w:insideV w:val="single" w:sz="4" w:space="0" w:color="000000"/>
+      </w:tblBorders>
+      <w:tblCellMar>
+        <w:top w:w="100.0" w:type="dxa"/>
+        <w:left w:w="100.0" w:type="dxa"/>
+        <w:bottom w:w="100.0" w:type="dxa"/>
+        <w:right w:w="100.0" w:type="dxa"/>
+      </w:tblCellMar>
+    </w:tblPr>
+  </w:style>
+  <w:style w:type="paragraph" w:styleId="Normal" w:default="1">
+    <w:name w:val="normal"/>
+    <w:pPr>
+      <w:spacing w:after="200" w:before="0"/>
+    </w:pPr>
+  </w:style>
+  <w:style w:type="paragraph" w:styleId="Heading1">
+    <w:name w:val="heading 1"/>
+    <w:basedOn w:val="Normal"/>
+    <w:next w:val="Normal"/>
+    <w:pPr>
+      <w:pageBreakBefore w:val="1"/>
       <w:keepNext w:val="1"/>
       <w:keepLines w:val="1"/>
       <w:spacing w:after="120" w:before="400" w:lineRule="auto"/>

--- a/docs/user-guide/reference-template.docx
+++ b/docs/user-guide/reference-template.docx
@@ -8403,7 +8403,7 @@
       <w:rPr>
         <w:rtl w:val="0"/>
       </w:rPr>
-      <w:t xml:space="preserve">Senhub PRTG Ekara sensor deployment guide v1.0.1.4</w:t>
+      <w:t xml:space="preserve">SenHub Agent - User Guide</w:t>
       <w:tab/>
     </w:r>
     <w:r>
@@ -9113,7 +9113,6 @@
       <w:keepNext w:val="1"/>
       <w:keepLines w:val="1"/>
       <w:spacing w:after="120" w:before="400" w:lineRule="auto"/>
-      <w:ind w:left="720" w:hanging="360"/>
     </w:pPr>
     <w:rPr>
       <w:rFonts w:ascii="Rubik SemiBold" w:cs="Rubik SemiBold" w:eastAsia="Rubik SemiBold" w:hAnsi="Rubik SemiBold"/>
@@ -9214,7 +9213,7 @@
       <w:keepNext w:val="1"/>
       <w:keepLines w:val="1"/>
       <w:pageBreakBefore w:val="0"/>
-      <w:spacing w:after="60" w:before="0" w:lineRule="auto"/>
+      <w:spacing w:after="60" w:before="3600" w:lineRule="auto"/>
     </w:pPr>
     <w:rPr>
       <w:sz w:val="52"/>
@@ -9229,7 +9228,7 @@
       <w:keepNext w:val="1"/>
       <w:keepLines w:val="1"/>
       <w:pageBreakBefore w:val="0"/>
-      <w:spacing w:after="320" w:before="0" w:lineRule="auto"/>
+      <w:spacing w:after="320" w:before="800" w:lineRule="auto"/>
     </w:pPr>
     <w:rPr>
       <w:rFonts w:ascii="Arial" w:cs="Arial" w:eastAsia="Arial" w:hAnsi="Arial"/>
@@ -9253,6 +9252,36 @@
       <w:tblStyleRowBandSize w:val="1"/>
       <w:tblStyleColBandSize w:val="1"/>
     </w:tblPr>
+  </w:style>
+  <w:style w:type="table" w:styleId="TableGrid">
+    <w:name w:val="Table Grid"/>
+    <w:basedOn w:val="TableNormal"/>
+    <w:tblPr>
+      <w:tblBorders>
+        <w:top w:val="single" w:sz="8" w:space="0" w:color="000000"/>
+        <w:left w:val="single" w:sz="8" w:space="0" w:color="000000"/>
+        <w:bottom w:val="single" w:sz="8" w:space="0" w:color="000000"/>
+        <w:right w:val="single" w:sz="8" w:space="0" w:color="000000"/>
+        <w:insideH w:val="single" w:sz="8" w:space="0" w:color="000000"/>
+        <w:insideV w:val="single" w:sz="8" w:space="0" w:color="000000"/>
+      </w:tblBorders>
+    </w:tblPr>
+  </w:style>
+  <w:style w:type="paragraph" w:styleId="ImageCaption">
+    <w:name w:val="Image Caption"/>
+    <w:basedOn w:val="Normal"/>
+    <w:next w:val="Normal"/>
+    <w:pPr>
+      <w:spacing w:after="120" w:before="80"/>
+      <w:jc w:val="center"/>
+    </w:pPr>
+    <w:rPr>
+      <w:i w:val="1"/>
+      <w:iCs w:val="1"/>
+      <w:color w:val="666666"/>
+      <w:sz w:val="20"/>
+      <w:szCs w:val="20"/>
+    </w:rPr>
   </w:style>
 </w:styles>
 </file>
